--- a/ServiceNow Phasewise/4.Project Planning Phase/Project_Planning .docx
+++ b/ServiceNow Phasewise/4.Project Planning Phase/Project_Planning .docx
@@ -146,7 +146,7 @@
               <w:rPr>
                 <w:rFonts w:ascii="Arial" w:hAnsi="Arial" w:cs="Arial"/>
               </w:rPr>
-              <w:t>15 February 2025</w:t>
+              <w:t>3 October 2026</w:t>
             </w:r>
           </w:p>
         </w:tc>
@@ -657,25 +657,7 @@
                 <w:sz w:val="20"/>
                 <w:szCs w:val="20"/>
               </w:rPr>
-              <w:t xml:space="preserve">As an IT admin, I can create a flow named “Standard Laptop Task” in Flow Designer (Application: Global, </w:t>
-            </w:r>
-            <w:proofErr w:type="gramStart"/>
-            <w:r>
-              <w:rPr>
-                <w:rFonts w:ascii="Arial" w:hAnsi="Arial" w:cs="Arial"/>
-                <w:sz w:val="20"/>
-                <w:szCs w:val="20"/>
-              </w:rPr>
-              <w:t>Run</w:t>
-            </w:r>
-            <w:proofErr w:type="gramEnd"/>
-            <w:r>
-              <w:rPr>
-                <w:rFonts w:ascii="Arial" w:hAnsi="Arial" w:cs="Arial"/>
-                <w:sz w:val="20"/>
-                <w:szCs w:val="20"/>
-              </w:rPr>
-              <w:t xml:space="preserve"> as: System User) so the automation has a foundation.</w:t>
+              <w:t>As an IT admin, I can create a flow named “Standard Laptop Task” in Flow Designer (Application: Global, Run as: System User) so the automation has a foundation.</w:t>
             </w:r>
           </w:p>
         </w:tc>
@@ -826,25 +808,7 @@
                 <w:sz w:val="20"/>
                 <w:szCs w:val="20"/>
               </w:rPr>
-              <w:t xml:space="preserve">As an IT admin, I can add the Service </w:t>
-            </w:r>
-            <w:proofErr w:type="spellStart"/>
-            <w:r>
-              <w:rPr>
-                <w:rFonts w:ascii="Arial" w:hAnsi="Arial" w:cs="Arial"/>
-                <w:sz w:val="20"/>
-                <w:szCs w:val="20"/>
-              </w:rPr>
-              <w:t>Catalog</w:t>
-            </w:r>
-            <w:proofErr w:type="spellEnd"/>
-            <w:r>
-              <w:rPr>
-                <w:rFonts w:ascii="Arial" w:hAnsi="Arial" w:cs="Arial"/>
-                <w:sz w:val="20"/>
-                <w:szCs w:val="20"/>
-              </w:rPr>
-              <w:t xml:space="preserve"> trigger so the flow starts when a standard laptop request is placed.</w:t>
+              <w:t>As an IT admin, I can add the Service Catalog trigger so the flow starts when a standard laptop request is placed.</w:t>
             </w:r>
           </w:p>
         </w:tc>
@@ -995,25 +959,7 @@
                 <w:sz w:val="20"/>
                 <w:szCs w:val="20"/>
               </w:rPr>
-              <w:t xml:space="preserve">As an IT admin, I can add a Create </w:t>
-            </w:r>
-            <w:proofErr w:type="spellStart"/>
-            <w:r>
-              <w:rPr>
-                <w:rFonts w:ascii="Arial" w:hAnsi="Arial" w:cs="Arial"/>
-                <w:sz w:val="20"/>
-                <w:szCs w:val="20"/>
-              </w:rPr>
-              <w:t>Catalog</w:t>
-            </w:r>
-            <w:proofErr w:type="spellEnd"/>
-            <w:r>
-              <w:rPr>
-                <w:rFonts w:ascii="Arial" w:hAnsi="Arial" w:cs="Arial"/>
-                <w:sz w:val="20"/>
-                <w:szCs w:val="20"/>
-              </w:rPr>
-              <w:t xml:space="preserve"> Task action linked to the Requested Item record so a task is generated for every request.</w:t>
+              <w:t>As an IT admin, I can add a Create Catalog Task action linked to the Requested Item record so a task is generated for every request.</w:t>
             </w:r>
           </w:p>
         </w:tc>
@@ -1164,25 +1110,7 @@
                 <w:sz w:val="20"/>
                 <w:szCs w:val="20"/>
               </w:rPr>
-              <w:t xml:space="preserve">As an IT admin, I can set the short description, description and Assignment group (Hardware) on the </w:t>
-            </w:r>
-            <w:proofErr w:type="spellStart"/>
-            <w:r>
-              <w:rPr>
-                <w:rFonts w:ascii="Arial" w:hAnsi="Arial" w:cs="Arial"/>
-                <w:sz w:val="20"/>
-                <w:szCs w:val="20"/>
-              </w:rPr>
-              <w:t>catalog</w:t>
-            </w:r>
-            <w:proofErr w:type="spellEnd"/>
-            <w:r>
-              <w:rPr>
-                <w:rFonts w:ascii="Arial" w:hAnsi="Arial" w:cs="Arial"/>
-                <w:sz w:val="20"/>
-                <w:szCs w:val="20"/>
-              </w:rPr>
-              <w:t xml:space="preserve"> task so the hardware team knows what to configure.</w:t>
+              <w:t>As an IT admin, I can set the short description, description and Assignment group (Hardware) on the catalog task so the hardware team knows what to configure.</w:t>
             </w:r>
           </w:p>
         </w:tc>
@@ -1489,23 +1417,7 @@
                 <w:rFonts w:ascii="Arial" w:hAnsi="Arial"/>
                 <w:sz w:val="20"/>
               </w:rPr>
-              <w:t xml:space="preserve">As an IT admin, I can open Maintain Items and locate the “Standard Laptop” </w:t>
-            </w:r>
-            <w:proofErr w:type="spellStart"/>
-            <w:r>
-              <w:rPr>
-                <w:rFonts w:ascii="Arial" w:hAnsi="Arial"/>
-                <w:sz w:val="20"/>
-              </w:rPr>
-              <w:t>catalog</w:t>
-            </w:r>
-            <w:proofErr w:type="spellEnd"/>
-            <w:r>
-              <w:rPr>
-                <w:rFonts w:ascii="Arial" w:hAnsi="Arial"/>
-                <w:sz w:val="20"/>
-              </w:rPr>
-              <w:t xml:space="preserve"> item.</w:t>
+              <w:t>As an IT admin, I can open Maintain Items and locate the “Standard Laptop” catalog item.</w:t>
             </w:r>
           </w:p>
         </w:tc>
@@ -1659,23 +1571,7 @@
                 <w:sz w:val="20"/>
               </w:rPr>
               <w:lastRenderedPageBreak/>
-              <w:t xml:space="preserve">attach the “Standard Laptop Task” flow to the </w:t>
-            </w:r>
-            <w:proofErr w:type="spellStart"/>
-            <w:r>
-              <w:rPr>
-                <w:rFonts w:ascii="Arial" w:hAnsi="Arial"/>
-                <w:sz w:val="20"/>
-              </w:rPr>
-              <w:t>catalog</w:t>
-            </w:r>
-            <w:proofErr w:type="spellEnd"/>
-            <w:r>
-              <w:rPr>
-                <w:rFonts w:ascii="Arial" w:hAnsi="Arial"/>
-                <w:sz w:val="20"/>
-              </w:rPr>
-              <w:t xml:space="preserve"> item.</w:t>
+              <w:t>attach the “Standard Laptop Task” flow to the catalog item.</w:t>
             </w:r>
           </w:p>
         </w:tc>
@@ -1822,23 +1718,7 @@
                 <w:rFonts w:ascii="Arial" w:hAnsi="Arial"/>
                 <w:sz w:val="20"/>
               </w:rPr>
-              <w:t xml:space="preserve">As an IT admin, I can save the </w:t>
-            </w:r>
-            <w:proofErr w:type="spellStart"/>
-            <w:r>
-              <w:rPr>
-                <w:rFonts w:ascii="Arial" w:hAnsi="Arial"/>
-                <w:sz w:val="20"/>
-              </w:rPr>
-              <w:t>catalog</w:t>
-            </w:r>
-            <w:proofErr w:type="spellEnd"/>
-            <w:r>
-              <w:rPr>
-                <w:rFonts w:ascii="Arial" w:hAnsi="Arial"/>
-                <w:sz w:val="20"/>
-              </w:rPr>
-              <w:t xml:space="preserve"> item so the flow runs on every new order.</w:t>
+              <w:t>As an IT admin, I can save the catalog item so the flow runs on every new order.</w:t>
             </w:r>
           </w:p>
         </w:tc>
@@ -1987,25 +1867,7 @@
                 <w:sz w:val="20"/>
                 <w:szCs w:val="20"/>
               </w:rPr>
-              <w:t xml:space="preserve">As a procurement team member, I want the </w:t>
-            </w:r>
-            <w:proofErr w:type="spellStart"/>
-            <w:r>
-              <w:rPr>
-                <w:rFonts w:ascii="Arial" w:hAnsi="Arial" w:cs="Arial"/>
-                <w:sz w:val="20"/>
-                <w:szCs w:val="20"/>
-              </w:rPr>
-              <w:t>catalog</w:t>
-            </w:r>
-            <w:proofErr w:type="spellEnd"/>
-            <w:r>
-              <w:rPr>
-                <w:rFonts w:ascii="Arial" w:hAnsi="Arial" w:cs="Arial"/>
-                <w:sz w:val="20"/>
-                <w:szCs w:val="20"/>
-              </w:rPr>
-              <w:t xml:space="preserve"> task to be created only after the request is approved so the hardware team is not assigned unapproved work.</w:t>
+              <w:t>As a procurement team member, I want the catalog task to be created only after the request is approved so the hardware team is not assigned unapproved work.</w:t>
             </w:r>
           </w:p>
         </w:tc>
@@ -2119,23 +1981,7 @@
                 <w:rFonts w:ascii="Arial" w:hAnsi="Arial"/>
                 <w:sz w:val="20"/>
               </w:rPr>
-              <w:t xml:space="preserve">Service </w:t>
-            </w:r>
-            <w:proofErr w:type="spellStart"/>
-            <w:r>
-              <w:rPr>
-                <w:rFonts w:ascii="Arial" w:hAnsi="Arial"/>
-                <w:sz w:val="20"/>
-              </w:rPr>
-              <w:t>Catalog</w:t>
-            </w:r>
-            <w:proofErr w:type="spellEnd"/>
-            <w:r>
-              <w:rPr>
-                <w:rFonts w:ascii="Arial" w:hAnsi="Arial"/>
-                <w:sz w:val="20"/>
-              </w:rPr>
-              <w:t xml:space="preserve"> Ordering &amp; Approval</w:t>
+              <w:t>Service Catalog Ordering &amp; Approval</w:t>
             </w:r>
           </w:p>
         </w:tc>
@@ -2179,25 +2025,7 @@
                 <w:sz w:val="20"/>
                 <w:szCs w:val="20"/>
               </w:rPr>
-              <w:t xml:space="preserve">As an end user, I can browse Service </w:t>
-            </w:r>
-            <w:proofErr w:type="spellStart"/>
-            <w:r>
-              <w:rPr>
-                <w:rFonts w:ascii="Arial" w:hAnsi="Arial" w:cs="Arial"/>
-                <w:sz w:val="20"/>
-                <w:szCs w:val="20"/>
-              </w:rPr>
-              <w:t>Catalog</w:t>
-            </w:r>
-            <w:proofErr w:type="spellEnd"/>
-            <w:r>
-              <w:rPr>
-                <w:rFonts w:ascii="Arial" w:hAnsi="Arial" w:cs="Arial"/>
-                <w:sz w:val="20"/>
-                <w:szCs w:val="20"/>
-              </w:rPr>
-              <w:t xml:space="preserve"> &gt; Hardware and open the “Standard Laptop” item.</w:t>
+              <w:t>As an end user, I can browse Service Catalog &gt; Hardware and open the “Standard Laptop” item.</w:t>
             </w:r>
           </w:p>
         </w:tc>
@@ -2650,25 +2478,7 @@
                 <w:sz w:val="20"/>
                 <w:szCs w:val="20"/>
               </w:rPr>
-              <w:t xml:space="preserve">As a hardware team member, I can open the Requested Item and see the auto-created </w:t>
-            </w:r>
-            <w:proofErr w:type="spellStart"/>
-            <w:r>
-              <w:rPr>
-                <w:rFonts w:ascii="Arial" w:hAnsi="Arial" w:cs="Arial"/>
-                <w:sz w:val="20"/>
-                <w:szCs w:val="20"/>
-              </w:rPr>
-              <w:t>catalog</w:t>
-            </w:r>
-            <w:proofErr w:type="spellEnd"/>
-            <w:r>
-              <w:rPr>
-                <w:rFonts w:ascii="Arial" w:hAnsi="Arial" w:cs="Arial"/>
-                <w:sz w:val="20"/>
-                <w:szCs w:val="20"/>
-              </w:rPr>
-              <w:t xml:space="preserve"> task with its short description and Hardware assignment group.</w:t>
+              <w:t>As a hardware team member, I can open the Requested Item and see the auto-created catalog task with its short description and Hardware assignment group.</w:t>
             </w:r>
           </w:p>
         </w:tc>
@@ -2977,25 +2787,7 @@
                 <w:sz w:val="20"/>
                 <w:szCs w:val="20"/>
               </w:rPr>
-              <w:t xml:space="preserve">As a tester, I can test a rejected request and confirm no </w:t>
-            </w:r>
-            <w:proofErr w:type="spellStart"/>
-            <w:r>
-              <w:rPr>
-                <w:rFonts w:ascii="Arial" w:hAnsi="Arial" w:cs="Arial"/>
-                <w:sz w:val="20"/>
-                <w:szCs w:val="20"/>
-              </w:rPr>
-              <w:t>catalog</w:t>
-            </w:r>
-            <w:proofErr w:type="spellEnd"/>
-            <w:r>
-              <w:rPr>
-                <w:rFonts w:ascii="Arial" w:hAnsi="Arial" w:cs="Arial"/>
-                <w:sz w:val="20"/>
-                <w:szCs w:val="20"/>
-              </w:rPr>
-              <w:t xml:space="preserve"> task is created.</w:t>
+              <w:t>As a tester, I can test a rejected request and confirm no catalog task is created.</w:t>
             </w:r>
           </w:p>
         </w:tc>
